--- a/public/templates/COVER PAGE.docx
+++ b/public/templates/COVER PAGE.docx
@@ -22,10 +22,30 @@
         <w:rPr>
           <w:rFonts w:ascii="Candara" w:hAnsi="Candara"/>
           <w:b/>
-          <w:sz w:val="72"/>
-          <w:szCs w:val="72"/>
-        </w:rPr>
-        <w:t>{{hospitalName}}</w:t>
+          <w:sz w:val="96"/>
+          <w:szCs w:val="96"/>
+        </w:rPr>
+        <w:t>{{</w:t>
+      </w:r>
+      <w:proofErr w:type="spellStart"/>
+      <w:r>
+        <w:rPr>
+          <w:rFonts w:ascii="Candara" w:hAnsi="Candara"/>
+          <w:b/>
+          <w:sz w:val="96"/>
+          <w:szCs w:val="96"/>
+        </w:rPr>
+        <w:t>hospitalName</w:t>
+      </w:r>
+      <w:proofErr w:type="spellEnd"/>
+      <w:r>
+        <w:rPr>
+          <w:rFonts w:ascii="Candara" w:hAnsi="Candara"/>
+          <w:b/>
+          <w:sz w:val="96"/>
+          <w:szCs w:val="96"/>
+        </w:rPr>
+        <w:t>}}</w:t>
       </w:r>
     </w:p>
     <w:p>
@@ -41,8 +61,8 @@
           <w:rFonts w:ascii="Candara" w:hAnsi="Candara" w:cs="Candara"/>
           <w:b/>
           <w:bCs/>
-          <w:sz w:val="90"/>
-          <w:szCs w:val="90"/>
+          <w:sz w:val="40"/>
+          <w:szCs w:val="40"/>
         </w:rPr>
       </w:pPr>
       <w:r>
@@ -85,114 +105,6 @@
           <w:szCs w:val="60"/>
         </w:rPr>
         <w:t>}}</w:t>
-      </w:r>
-    </w:p>
-    <w:p>
-      <w:pPr>
-        <w:pBdr>
-          <w:top w:val="threeDEngrave" w:sz="36" w:space="1" w:color="auto"/>
-          <w:left w:val="threeDEngrave" w:sz="36" w:space="0" w:color="auto"/>
-          <w:bottom w:val="threeDEmboss" w:sz="36" w:space="31" w:color="auto"/>
-          <w:right w:val="threeDEmboss" w:sz="36" w:space="9" w:color="auto"/>
-        </w:pBdr>
-        <w:rPr>
-          <w:rFonts w:ascii="Candara" w:hAnsi="Candara" w:cs="Candara"/>
-          <w:b/>
-          <w:bCs/>
-          <w:sz w:val="40"/>
-          <w:szCs w:val="40"/>
-        </w:rPr>
-      </w:pPr>
-      <w:r>
-        <w:rPr>
-          <w:rFonts w:ascii="Candara" w:hAnsi="Candara" w:cs="Candara"/>
-          <w:b/>
-          <w:bCs/>
-          <w:sz w:val="40"/>
-          <w:szCs w:val="40"/>
-        </w:rPr>
-        <w:t xml:space="preserve">               </w:t>
-      </w:r>
-      <w:r>
-        <w:rPr>
-          <w:rFonts w:ascii="Candara" w:hAnsi="Candara" w:cs="Candara"/>
-          <w:b/>
-          <w:bCs/>
-          <w:sz w:val="40"/>
-          <w:szCs w:val="40"/>
-        </w:rPr>
-        <w:t xml:space="preserve">                        </w:t>
-      </w:r>
-    </w:p>
-    <w:p>
-      <w:pPr>
-        <w:pBdr>
-          <w:top w:val="threeDEngrave" w:sz="36" w:space="1" w:color="auto"/>
-          <w:left w:val="threeDEngrave" w:sz="36" w:space="0" w:color="auto"/>
-          <w:bottom w:val="threeDEmboss" w:sz="36" w:space="31" w:color="auto"/>
-          <w:right w:val="threeDEmboss" w:sz="36" w:space="9" w:color="auto"/>
-        </w:pBdr>
-        <w:rPr>
-          <w:rFonts w:ascii="Candara" w:hAnsi="Candara" w:cs="Candara"/>
-          <w:b/>
-          <w:bCs/>
-          <w:sz w:val="40"/>
-          <w:szCs w:val="40"/>
-        </w:rPr>
-      </w:pPr>
-      <w:r>
-        <w:rPr>
-          <w:rFonts w:ascii="Candara" w:hAnsi="Candara" w:cs="Candara"/>
-          <w:b/>
-          <w:bCs/>
-          <w:sz w:val="40"/>
-          <w:szCs w:val="40"/>
-        </w:rPr>
-        <w:t xml:space="preserve">                                    </w:t>
-      </w:r>
-    </w:p>
-    <w:p>
-      <w:pPr>
-        <w:pBdr>
-          <w:top w:val="threeDEngrave" w:sz="36" w:space="1" w:color="auto"/>
-          <w:left w:val="threeDEngrave" w:sz="36" w:space="0" w:color="auto"/>
-          <w:bottom w:val="threeDEmboss" w:sz="36" w:space="31" w:color="auto"/>
-          <w:right w:val="threeDEmboss" w:sz="36" w:space="9" w:color="auto"/>
-        </w:pBdr>
-        <w:rPr>
-          <w:rFonts w:ascii="Candara" w:hAnsi="Candara" w:cs="Candara"/>
-          <w:b/>
-          <w:bCs/>
-          <w:sz w:val="40"/>
-          <w:szCs w:val="40"/>
-        </w:rPr>
-      </w:pPr>
-    </w:p>
-    <w:p>
-      <w:pPr>
-        <w:pBdr>
-          <w:top w:val="threeDEngrave" w:sz="36" w:space="1" w:color="auto"/>
-          <w:left w:val="threeDEngrave" w:sz="36" w:space="0" w:color="auto"/>
-          <w:bottom w:val="threeDEmboss" w:sz="36" w:space="31" w:color="auto"/>
-          <w:right w:val="threeDEmboss" w:sz="36" w:space="9" w:color="auto"/>
-        </w:pBdr>
-        <w:rPr>
-          <w:rFonts w:ascii="Candara" w:hAnsi="Candara" w:cs="Candara"/>
-          <w:b/>
-          <w:bCs/>
-          <w:sz w:val="40"/>
-          <w:szCs w:val="40"/>
-        </w:rPr>
-      </w:pPr>
-      <w:r>
-        <w:rPr>
-          <w:rFonts w:ascii="Candara" w:hAnsi="Candara" w:cs="Candara"/>
-          <w:b/>
-          <w:bCs/>
-          <w:sz w:val="40"/>
-          <w:szCs w:val="40"/>
-        </w:rPr>
-        <w:t xml:space="preserve">                            </w:t>
       </w:r>
     </w:p>
     <w:p>
@@ -208,19 +120,148 @@
           <w:rFonts w:ascii="Candara" w:hAnsi="Candara" w:cs="Candara"/>
           <w:b/>
           <w:bCs/>
-          <w:sz w:val="40"/>
-          <w:szCs w:val="40"/>
+          <w:sz w:val="90"/>
+          <w:szCs w:val="90"/>
         </w:rPr>
       </w:pPr>
-      <w:r>
-        <w:rPr>
-          <w:rFonts w:ascii="Candara" w:hAnsi="Candara" w:cs="Candara"/>
-          <w:b/>
-          <w:bCs/>
-          <w:sz w:val="40"/>
-          <w:szCs w:val="40"/>
-        </w:rPr>
-        <w:t xml:space="preserve">SQ, NO.: </w:t>
+    </w:p>
+    <w:p>
+      <w:pPr>
+        <w:pBdr>
+          <w:top w:val="threeDEngrave" w:sz="36" w:space="1" w:color="auto"/>
+          <w:left w:val="threeDEngrave" w:sz="36" w:space="0" w:color="auto"/>
+          <w:bottom w:val="threeDEmboss" w:sz="36" w:space="31" w:color="auto"/>
+          <w:right w:val="threeDEmboss" w:sz="36" w:space="9" w:color="auto"/>
+        </w:pBdr>
+        <w:rPr>
+          <w:rFonts w:ascii="Candara" w:hAnsi="Candara" w:cs="Candara"/>
+          <w:b/>
+          <w:bCs/>
+          <w:sz w:val="40"/>
+          <w:szCs w:val="40"/>
+        </w:rPr>
+      </w:pPr>
+      <w:r>
+        <w:rPr>
+          <w:rFonts w:ascii="Candara" w:hAnsi="Candara" w:cs="Candara"/>
+          <w:b/>
+          <w:bCs/>
+          <w:sz w:val="40"/>
+          <w:szCs w:val="40"/>
+        </w:rPr>
+        <w:t xml:space="preserve">               </w:t>
+      </w:r>
+      <w:r>
+        <w:rPr>
+          <w:rFonts w:ascii="Candara" w:hAnsi="Candara" w:cs="Candara"/>
+          <w:b/>
+          <w:bCs/>
+          <w:sz w:val="40"/>
+          <w:szCs w:val="40"/>
+        </w:rPr>
+        <w:t xml:space="preserve">                        </w:t>
+      </w:r>
+    </w:p>
+    <w:p>
+      <w:pPr>
+        <w:pBdr>
+          <w:top w:val="threeDEngrave" w:sz="36" w:space="1" w:color="auto"/>
+          <w:left w:val="threeDEngrave" w:sz="36" w:space="0" w:color="auto"/>
+          <w:bottom w:val="threeDEmboss" w:sz="36" w:space="31" w:color="auto"/>
+          <w:right w:val="threeDEmboss" w:sz="36" w:space="9" w:color="auto"/>
+        </w:pBdr>
+        <w:rPr>
+          <w:rFonts w:ascii="Candara" w:hAnsi="Candara" w:cs="Candara"/>
+          <w:b/>
+          <w:bCs/>
+          <w:sz w:val="40"/>
+          <w:szCs w:val="40"/>
+        </w:rPr>
+      </w:pPr>
+      <w:r>
+        <w:rPr>
+          <w:rFonts w:ascii="Candara" w:hAnsi="Candara" w:cs="Candara"/>
+          <w:b/>
+          <w:bCs/>
+          <w:sz w:val="40"/>
+          <w:szCs w:val="40"/>
+        </w:rPr>
+        <w:t xml:space="preserve">                                    </w:t>
+      </w:r>
+    </w:p>
+    <w:p>
+      <w:pPr>
+        <w:pBdr>
+          <w:top w:val="threeDEngrave" w:sz="36" w:space="1" w:color="auto"/>
+          <w:left w:val="threeDEngrave" w:sz="36" w:space="0" w:color="auto"/>
+          <w:bottom w:val="threeDEmboss" w:sz="36" w:space="31" w:color="auto"/>
+          <w:right w:val="threeDEmboss" w:sz="36" w:space="9" w:color="auto"/>
+        </w:pBdr>
+        <w:rPr>
+          <w:rFonts w:ascii="Candara" w:hAnsi="Candara" w:cs="Candara"/>
+          <w:b/>
+          <w:bCs/>
+          <w:sz w:val="40"/>
+          <w:szCs w:val="40"/>
+        </w:rPr>
+      </w:pPr>
+    </w:p>
+    <w:p>
+      <w:pPr>
+        <w:pBdr>
+          <w:top w:val="threeDEngrave" w:sz="36" w:space="1" w:color="auto"/>
+          <w:left w:val="threeDEngrave" w:sz="36" w:space="0" w:color="auto"/>
+          <w:bottom w:val="threeDEmboss" w:sz="36" w:space="31" w:color="auto"/>
+          <w:right w:val="threeDEmboss" w:sz="36" w:space="9" w:color="auto"/>
+        </w:pBdr>
+        <w:rPr>
+          <w:rFonts w:ascii="Candara" w:hAnsi="Candara" w:cs="Candara"/>
+          <w:b/>
+          <w:bCs/>
+          <w:sz w:val="40"/>
+          <w:szCs w:val="40"/>
+        </w:rPr>
+      </w:pPr>
+      <w:r>
+        <w:rPr>
+          <w:rFonts w:ascii="Candara" w:hAnsi="Candara" w:cs="Candara"/>
+          <w:b/>
+          <w:bCs/>
+          <w:sz w:val="40"/>
+          <w:szCs w:val="40"/>
+        </w:rPr>
+        <w:t xml:space="preserve">                            </w:t>
+      </w:r>
+    </w:p>
+    <w:p>
+      <w:pPr>
+        <w:pBdr>
+          <w:top w:val="threeDEngrave" w:sz="36" w:space="1" w:color="auto"/>
+          <w:left w:val="threeDEngrave" w:sz="36" w:space="0" w:color="auto"/>
+          <w:bottom w:val="threeDEmboss" w:sz="36" w:space="31" w:color="auto"/>
+          <w:right w:val="threeDEmboss" w:sz="36" w:space="9" w:color="auto"/>
+        </w:pBdr>
+        <w:jc w:val="center"/>
+        <w:rPr>
+          <w:rFonts w:ascii="Candara" w:hAnsi="Candara" w:cs="Candara"/>
+          <w:b/>
+          <w:bCs/>
+          <w:sz w:val="40"/>
+          <w:szCs w:val="40"/>
+        </w:rPr>
+      </w:pPr>
+      <w:r>
+        <w:rPr>
+          <w:rFonts w:ascii="Candara" w:hAnsi="Candara" w:cs="Candara"/>
+          <w:b/>
+          <w:bCs/>
+          <w:sz w:val="40"/>
+          <w:szCs w:val="40"/>
+        </w:rPr>
+        <w:t>SQ NO:</w:t>
+      </w:r>
+      <w:r>
+        <w:t xml:space="preserve"> </w:t>
       </w:r>
       <w:r>
         <w:rPr>
@@ -401,7 +442,92 @@
           <w:sz w:val="40"/>
           <w:szCs w:val="40"/>
         </w:rPr>
-        <w:t>{{date}}</w:t>
+        <w:t>{{</w:t>
+      </w:r>
+      <w:proofErr w:type="spellStart"/>
+      <w:r>
+        <w:rPr>
+          <w:rFonts w:ascii="Candara" w:hAnsi="Candara" w:cs="Tahoma"/>
+          <w:b/>
+          <w:sz w:val="40"/>
+          <w:szCs w:val="40"/>
+        </w:rPr>
+        <w:t>d</w:t>
+      </w:r>
+      <w:r>
+        <w:rPr>
+          <w:rFonts w:ascii="Candara" w:hAnsi="Candara" w:cs="Tahoma"/>
+          <w:b/>
+          <w:sz w:val="40"/>
+          <w:szCs w:val="40"/>
+        </w:rPr>
+        <w:t>ate</w:t>
+      </w:r>
+      <w:r>
+        <w:rPr>
+          <w:rFonts w:ascii="Candara" w:hAnsi="Candara" w:cs="Tahoma"/>
+          <w:b/>
+          <w:sz w:val="40"/>
+          <w:szCs w:val="40"/>
+        </w:rPr>
+        <w:t>Month</w:t>
+      </w:r>
+      <w:r>
+        <w:rPr>
+          <w:rFonts w:ascii="Candara" w:hAnsi="Candara" w:cs="Tahoma"/>
+          <w:b/>
+          <w:sz w:val="40"/>
+          <w:szCs w:val="40"/>
+        </w:rPr>
+        <w:t>Upper</w:t>
+      </w:r>
+      <w:proofErr w:type="spellEnd"/>
+      <w:r>
+        <w:rPr>
+          <w:rFonts w:ascii="Candara" w:hAnsi="Candara" w:cs="Tahoma"/>
+          <w:b/>
+          <w:sz w:val="40"/>
+          <w:szCs w:val="40"/>
+        </w:rPr>
+        <w:t>}}, {{</w:t>
+      </w:r>
+      <w:proofErr w:type="spellStart"/>
+      <w:r>
+        <w:rPr>
+          <w:rFonts w:ascii="Candara" w:hAnsi="Candara" w:cs="Tahoma"/>
+          <w:b/>
+          <w:sz w:val="40"/>
+          <w:szCs w:val="40"/>
+        </w:rPr>
+        <w:t>da</w:t>
+      </w:r>
+      <w:r>
+        <w:rPr>
+          <w:rFonts w:ascii="Candara" w:hAnsi="Candara" w:cs="Tahoma"/>
+          <w:b/>
+          <w:sz w:val="40"/>
+          <w:szCs w:val="40"/>
+        </w:rPr>
+        <w:t>te</w:t>
+      </w:r>
+      <w:r>
+        <w:rPr>
+          <w:rFonts w:ascii="Candara" w:hAnsi="Candara" w:cs="Tahoma"/>
+          <w:b/>
+          <w:sz w:val="40"/>
+          <w:szCs w:val="40"/>
+        </w:rPr>
+        <w:t>Year</w:t>
+      </w:r>
+      <w:proofErr w:type="spellEnd"/>
+      <w:r>
+        <w:rPr>
+          <w:rFonts w:ascii="Candara" w:hAnsi="Candara" w:cs="Tahoma"/>
+          <w:b/>
+          <w:sz w:val="40"/>
+          <w:szCs w:val="40"/>
+        </w:rPr>
+        <w:t>}}</w:t>
       </w:r>
     </w:p>
     <w:sectPr>
